--- a/t21_s4.docx
+++ b/t21_s4.docx
@@ -3,2168 +3,998 @@
 <w:document xmlns:wpc="http://schemas.microsoft.com/office/word/2010/wordprocessingCanvas" xmlns:mo="http://schemas.microsoft.com/office/mac/office/2008/main" xmlns:mc="http://schemas.openxmlformats.org/markup-compatibility/2006" xmlns:mv="urn:schemas-microsoft-com:mac:vml" xmlns:o="urn:schemas-microsoft-com:office:office" xmlns:r="http://schemas.openxmlformats.org/officeDocument/2006/relationships" xmlns:m="http://schemas.openxmlformats.org/officeDocument/2006/math" xmlns:v="urn:schemas-microsoft-com:vml" xmlns:wp14="http://schemas.microsoft.com/office/word/2010/wordprocessingDrawing" xmlns:wp="http://schemas.openxmlformats.org/drawingml/2006/wordprocessingDrawing" xmlns:w10="urn:schemas-microsoft-com:office:word" xmlns:w="http://schemas.openxmlformats.org/wordprocessingml/2006/main" xmlns:w14="http://schemas.microsoft.com/office/word/2010/wordml" xmlns:wpg="http://schemas.microsoft.com/office/word/2010/wordprocessingGroup" xmlns:wpi="http://schemas.microsoft.com/office/word/2010/wordprocessingInk" xmlns:wne="http://schemas.microsoft.com/office/word/2006/wordml" xmlns:wps="http://schemas.microsoft.com/office/word/2010/wordprocessingShape" mc:Ignorable="w14 wp14">
   <w:body>
     <w:p>
-      <w:pPr>
-        <w:spacing w:after="20" w:before="120"/>
-      </w:pPr>
       <w:r>
-        <w:rPr>
-          <w:b/>
-          <w:sz w:val="22"/>
-        </w:rPr>
-        <w:t>Question: Which of the following is an example of an X-linked dominant disorder?</w:t>
+        <w:t xml:space="preserve">Question: A patient with acute gastroenteritis has severe dehydration. The nurse should:</w:t>
       </w:r>
     </w:p>
     <w:p>
-      <w:pPr>
-        <w:spacing w:after="0" w:before="0"/>
-      </w:pPr>
       <w:r>
-        <w:rPr>
-          <w:b w:val="0"/>
-          <w:sz w:val="22"/>
-        </w:rPr>
-        <w:t>(a) Vitamin D-resistant rickets</w:t>
+        <w:t xml:space="preserve">(a) Start IV Ringer's lactate and monitor response</w:t>
       </w:r>
     </w:p>
     <w:p>
-      <w:pPr>
-        <w:spacing w:after="0" w:before="0"/>
-      </w:pPr>
       <w:r>
-        <w:rPr>
-          <w:b w:val="0"/>
-          <w:sz w:val="22"/>
-        </w:rPr>
-        <w:t>(b) Colour blindness</w:t>
+        <w:t xml:space="preserve">(b) Give ORS only</w:t>
       </w:r>
     </w:p>
     <w:p>
-      <w:pPr>
-        <w:spacing w:after="0" w:before="0"/>
-      </w:pPr>
       <w:r>
-        <w:rPr>
-          <w:b w:val="0"/>
-          <w:sz w:val="22"/>
-        </w:rPr>
-        <w:t>(c) Duchenne muscular dystrophy</w:t>
+        <w:t xml:space="preserve">(c) Give plain water</w:t>
       </w:r>
     </w:p>
     <w:p>
-      <w:pPr>
-        <w:spacing w:after="0" w:before="0"/>
-      </w:pPr>
       <w:r>
-        <w:rPr>
-          <w:b w:val="0"/>
-          <w:sz w:val="22"/>
-        </w:rPr>
-        <w:t>(d) Haemophilia</w:t>
+        <w:t xml:space="preserve">(d) Wait for the physician</w:t>
       </w:r>
     </w:p>
     <w:p>
-      <w:pPr>
-        <w:spacing w:after="0" w:before="40"/>
-      </w:pPr>
       <w:r>
-        <w:rPr>
-          <w:b/>
-          <w:sz w:val="22"/>
-        </w:rPr>
-        <w:t>Answer: a</w:t>
+        <w:t xml:space="preserve">Answer: a</w:t>
       </w:r>
     </w:p>
     <w:p>
-      <w:pPr>
-        <w:spacing w:after="0" w:before="0"/>
-      </w:pPr>
       <w:r>
-        <w:rPr>
-          <w:b w:val="0"/>
-          <w:sz w:val="21"/>
-        </w:rPr>
-        <w:t>Solution: X-linked dominant disorders (e.g., vitamin D-resistant rickets) affect both sexes and an affected male transmits the trait to all daughters but to no sons; haemophilia, colour blindness and DMD are X-linked recessive.</w:t>
+        <w:t xml:space="preserve">Solution: Severe dehydration — IV Ringer's lactate (100 mL/kg over 3–4 hours, boluses for shock). The nurse monitors vitals, urine output, and perfusion, then transitions to ORS.</w:t>
       </w:r>
     </w:p>
     <w:p>
-      <w:pPr>
-        <w:spacing w:after="0" w:before="0"/>
-      </w:pPr>
       <w:r>
-        <w:rPr>
-          <w:b w:val="0"/>
-          <w:sz w:val="20"/>
-        </w:rPr>
-        <w:t>Positive Marks: 1</w:t>
+        <w:t xml:space="preserve">Positive Marks: 1</w:t>
       </w:r>
     </w:p>
     <w:p>
-      <w:pPr>
-        <w:spacing w:after="160" w:before="0"/>
-      </w:pPr>
       <w:r>
-        <w:rPr>
-          <w:b w:val="0"/>
-          <w:sz w:val="20"/>
-        </w:rPr>
-        <w:t>Negative Marks: 0.25</w:t>
+        <w:t xml:space="preserve">Negative Marks: 0.25</w:t>
       </w:r>
     </w:p>
     <w:p>
-      <w:pPr>
-        <w:spacing w:after="20" w:before="120"/>
-      </w:pPr>
       <w:r>
-        <w:rPr>
-          <w:b/>
-          <w:sz w:val="22"/>
-        </w:rPr>
-        <w:t>Question: Which of the following treatment guidelines is NOT recommended in dengue fever?</w:t>
+        <w:t xml:space="preserve"/>
       </w:r>
     </w:p>
     <w:p>
-      <w:pPr>
-        <w:spacing w:after="0" w:before="0"/>
-      </w:pPr>
       <w:r>
-        <w:rPr>
-          <w:b w:val="0"/>
-          <w:sz w:val="22"/>
-        </w:rPr>
-        <w:t>(a) Use of NSAIDs such as ibuprofen</w:t>
+        <w:t xml:space="preserve">Question: The nurse is preparing a patient for a cardiac catheterization. After the procedure, the nurse should:</w:t>
       </w:r>
     </w:p>
     <w:p>
-      <w:pPr>
-        <w:spacing w:after="0" w:before="0"/>
-      </w:pPr>
       <w:r>
-        <w:rPr>
-          <w:b w:val="0"/>
-          <w:sz w:val="22"/>
-        </w:rPr>
-        <w:t>(b) Use of oral acetaminophen (paracetamol)</w:t>
+        <w:t xml:space="preserve">(a) Keep the patient on bed rest, monitor the puncture site and distal pulses</w:t>
       </w:r>
     </w:p>
     <w:p>
-      <w:pPr>
-        <w:spacing w:after="0" w:before="0"/>
-      </w:pPr>
       <w:r>
-        <w:rPr>
-          <w:b w:val="0"/>
-          <w:sz w:val="22"/>
-        </w:rPr>
-        <w:t>(c) Staying well hydrated</w:t>
+        <w:t xml:space="preserve">(b) Ambulate immediately</w:t>
       </w:r>
     </w:p>
     <w:p>
-      <w:pPr>
-        <w:spacing w:after="0" w:before="0"/>
-      </w:pPr>
       <w:r>
-        <w:rPr>
-          <w:b w:val="0"/>
-          <w:sz w:val="22"/>
-        </w:rPr>
-        <w:t>(d) Rest and sleep</w:t>
+        <w:t xml:space="preserve">(c) Skip monitoring</w:t>
       </w:r>
     </w:p>
     <w:p>
-      <w:pPr>
-        <w:spacing w:after="0" w:before="40"/>
-      </w:pPr>
       <w:r>
-        <w:rPr>
-          <w:b/>
-          <w:sz w:val="22"/>
-        </w:rPr>
-        <w:t>Answer: a</w:t>
+        <w:t xml:space="preserve">(d) Remove the dressing</w:t>
       </w:r>
     </w:p>
     <w:p>
-      <w:pPr>
-        <w:spacing w:after="0" w:before="0"/>
-      </w:pPr>
       <w:r>
-        <w:rPr>
-          <w:b w:val="0"/>
-          <w:sz w:val="21"/>
-        </w:rPr>
-        <w:t>Solution: NSAIDs are NOT recommended in dengue fever because they interfere with platelet function and increase the risk of bleeding; hydration, rest and oral acetaminophen (paracetamol) are the recommended measures.</w:t>
+        <w:t xml:space="preserve">Answer: a</w:t>
       </w:r>
     </w:p>
     <w:p>
-      <w:pPr>
-        <w:spacing w:after="0" w:before="0"/>
-      </w:pPr>
       <w:r>
-        <w:rPr>
-          <w:b w:val="0"/>
-          <w:sz w:val="20"/>
-        </w:rPr>
-        <w:t>Positive Marks: 1</w:t>
+        <w:t xml:space="preserve">Solution: Post-catheterization — bed rest (5–6 hours), monitoring of the puncture site (bleeding/hematoma), distal pulses, vital signs, and hydration. The nurse reports chest pain or bleeding.</w:t>
       </w:r>
     </w:p>
     <w:p>
-      <w:pPr>
-        <w:spacing w:after="160" w:before="0"/>
-      </w:pPr>
       <w:r>
-        <w:rPr>
-          <w:b w:val="0"/>
-          <w:sz w:val="20"/>
-        </w:rPr>
-        <w:t>Negative Marks: 0.25</w:t>
+        <w:t xml:space="preserve">Positive Marks: 1</w:t>
       </w:r>
     </w:p>
     <w:p>
-      <w:pPr>
-        <w:spacing w:after="20" w:before="120"/>
-      </w:pPr>
       <w:r>
-        <w:rPr>
-          <w:b/>
-          <w:sz w:val="22"/>
-        </w:rPr>
-        <w:t>Question: When did India commence COVID-19 vaccination with COVAXIN?</w:t>
+        <w:t xml:space="preserve">Negative Marks: 0.25</w:t>
       </w:r>
     </w:p>
     <w:p>
-      <w:pPr>
-        <w:spacing w:after="0" w:before="0"/>
-      </w:pPr>
       <w:r>
-        <w:rPr>
-          <w:b w:val="0"/>
-          <w:sz w:val="22"/>
-        </w:rPr>
-        <w:t>(a) 20 January 2021,</w:t>
+        <w:t xml:space="preserve"/>
       </w:r>
     </w:p>
     <w:p>
-      <w:pPr>
-        <w:spacing w:after="0" w:before="0"/>
-      </w:pPr>
       <w:r>
-        <w:rPr>
-          <w:b w:val="0"/>
-          <w:sz w:val="22"/>
-        </w:rPr>
-        <w:t>(b) 18 January 2021,</w:t>
+        <w:t xml:space="preserve">Question: A patient in the postpartum period develops a temperature of 38.5°C on day 2. The nurse should:</w:t>
       </w:r>
     </w:p>
     <w:p>
-      <w:pPr>
-        <w:spacing w:after="0" w:before="0"/>
-      </w:pPr>
       <w:r>
-        <w:rPr>
-          <w:b w:val="0"/>
-          <w:sz w:val="22"/>
-        </w:rPr>
-        <w:t>(c) 22 January 2021,</w:t>
+        <w:t xml:space="preserve">(a) Assess for causes of puerperal sepsis (uterus, lochia, perineum, breasts)</w:t>
       </w:r>
     </w:p>
     <w:p>
-      <w:pPr>
-        <w:spacing w:after="0" w:before="0"/>
-      </w:pPr>
       <w:r>
-        <w:rPr>
-          <w:b w:val="0"/>
-          <w:sz w:val="22"/>
-        </w:rPr>
-        <w:t>(d) 16 January 2021,</w:t>
+        <w:t xml:space="preserve">(b) Ignore the fever</w:t>
       </w:r>
     </w:p>
     <w:p>
-      <w:pPr>
-        <w:spacing w:after="0" w:before="40"/>
-      </w:pPr>
       <w:r>
-        <w:rPr>
-          <w:b/>
-          <w:sz w:val="22"/>
-        </w:rPr>
-        <w:t>Answer: d</w:t>
+        <w:t xml:space="preserve">(c) Give antibiotics without assessment</w:t>
       </w:r>
     </w:p>
     <w:p>
-      <w:pPr>
-        <w:spacing w:after="0" w:before="0"/>
-      </w:pPr>
       <w:r>
-        <w:rPr>
-          <w:b w:val="0"/>
-          <w:sz w:val="21"/>
-        </w:rPr>
-        <w:t>Solution: India commenced COVID-19 vaccination with COVAXIN on 16 January 2021 (option A). COVAXIN is an indigenous COVID-19 vaccine developed by Bharat Biotech in collaboration with the Indian Council of Medical Research (ICMR) and the National Institute of Virology (NIV). It is a whole-virion inactivated vaccine that triggers an immune response against the SARS-CoV-2 virus. The vaccination campaign in India aimed to protect individuals against COVID-19 and reduce the impact of the pandemic. The vaccine rollout followed a phased approach, prioritizing healthcare workers, frontline workers, and individuals at higher risk.</w:t>
+        <w:t xml:space="preserve">(d) Discharge the patient</w:t>
       </w:r>
     </w:p>
     <w:p>
-      <w:pPr>
-        <w:spacing w:after="0" w:before="0"/>
-      </w:pPr>
       <w:r>
-        <w:rPr>
-          <w:b w:val="0"/>
-          <w:sz w:val="20"/>
-        </w:rPr>
-        <w:t>Positive Marks: 1</w:t>
+        <w:t xml:space="preserve">Answer: a</w:t>
       </w:r>
     </w:p>
     <w:p>
-      <w:pPr>
-        <w:spacing w:after="160" w:before="0"/>
-      </w:pPr>
       <w:r>
-        <w:rPr>
-          <w:b w:val="0"/>
-          <w:sz w:val="20"/>
-        </w:rPr>
-        <w:t>Negative Marks: 0.25</w:t>
+        <w:t xml:space="preserve">Solution: Postpartum fever — the nurse assesses the uterus (tenderness), lochia (odor), perineum, breasts, and urinary tract — identifying puerperal sepsis early. Antibiotics and monitoring follow.</w:t>
       </w:r>
     </w:p>
     <w:p>
-      <w:pPr>
-        <w:spacing w:after="20" w:before="120"/>
-      </w:pPr>
       <w:r>
-        <w:rPr>
-          <w:b/>
-          <w:sz w:val="22"/>
-        </w:rPr>
-        <w:t>Question: Which of the following Is not used before ECT Procedure?</w:t>
+        <w:t xml:space="preserve">Positive Marks: 1</w:t>
       </w:r>
     </w:p>
     <w:p>
-      <w:pPr>
-        <w:spacing w:after="0" w:before="0"/>
-      </w:pPr>
       <w:r>
-        <w:rPr>
-          <w:b w:val="0"/>
-          <w:sz w:val="22"/>
-        </w:rPr>
-        <w:t>(a) Wash the oils from hair</w:t>
+        <w:t xml:space="preserve">Negative Marks: 0.25</w:t>
       </w:r>
     </w:p>
     <w:p>
-      <w:pPr>
-        <w:spacing w:after="0" w:before="0"/>
-      </w:pPr>
       <w:r>
-        <w:rPr>
-          <w:b w:val="0"/>
-          <w:sz w:val="22"/>
-        </w:rPr>
-        <w:t>(b) Have light meal before the procedure</w:t>
+        <w:t xml:space="preserve"/>
       </w:r>
     </w:p>
     <w:p>
-      <w:pPr>
-        <w:spacing w:after="0" w:before="0"/>
-      </w:pPr>
       <w:r>
-        <w:rPr>
-          <w:b w:val="0"/>
-          <w:sz w:val="22"/>
-        </w:rPr>
-        <w:t>(c) Premedication with anticholinergic</w:t>
+        <w:t xml:space="preserve">Question: A 4-year-old child with a burn injury is being assessed. The nurse should monitor the child for:</w:t>
       </w:r>
     </w:p>
     <w:p>
-      <w:pPr>
-        <w:spacing w:after="0" w:before="0"/>
-      </w:pPr>
       <w:r>
-        <w:rPr>
-          <w:b w:val="0"/>
-          <w:sz w:val="22"/>
-        </w:rPr>
-        <w:t>(d) NPO</w:t>
+        <w:t xml:space="preserve">(a) Hypovolemic shock and infection</w:t>
       </w:r>
     </w:p>
     <w:p>
-      <w:pPr>
-        <w:spacing w:after="0" w:before="40"/>
-      </w:pPr>
       <w:r>
-        <w:rPr>
-          <w:b/>
-          <w:sz w:val="22"/>
-        </w:rPr>
-        <w:t>Answer: b</w:t>
+        <w:t xml:space="preserve">(b) Hyperglycemia only</w:t>
       </w:r>
     </w:p>
     <w:p>
-      <w:pPr>
-        <w:spacing w:after="0" w:before="0"/>
-      </w:pPr>
       <w:r>
-        <w:rPr>
-          <w:b w:val="0"/>
-          <w:sz w:val="21"/>
-        </w:rPr>
-        <w:t>Solution: Before the administration of electroconvulsive therapy (ECT), it is not recommended to have a light meal. The reason is that ECT requires the patient to be under general anesthesia, and having a meal prior to the procedure increases the risk of aspiration, where stomach contents can enter the lungs during anesthesia induction. Therefore, it is advised for patients to follow NPO (nothing by mouth) guidelines for a specific duration before ECT to minimize the risk of complications. "The Maudsley Prescribing Guidelines in Psychiatry</w:t>
+        <w:t xml:space="preserve">(c) Constipation</w:t>
       </w:r>
     </w:p>
     <w:p>
-      <w:pPr>
-        <w:spacing w:after="0" w:before="0"/>
-      </w:pPr>
       <w:r>
-        <w:rPr>
-          <w:b w:val="0"/>
-          <w:sz w:val="20"/>
-        </w:rPr>
-        <w:t>Positive Marks: 1</w:t>
+        <w:t xml:space="preserve">(d) Hyperthyroidism</w:t>
       </w:r>
     </w:p>
     <w:p>
-      <w:pPr>
-        <w:spacing w:after="160" w:before="0"/>
-      </w:pPr>
       <w:r>
-        <w:rPr>
-          <w:b w:val="0"/>
-          <w:sz w:val="20"/>
-        </w:rPr>
-        <w:t>Negative Marks: 0.25</w:t>
+        <w:t xml:space="preserve">Answer: a</w:t>
       </w:r>
     </w:p>
     <w:p>
-      <w:pPr>
-        <w:spacing w:after="20" w:before="120"/>
-      </w:pPr>
       <w:r>
-        <w:rPr>
-          <w:b/>
-          <w:sz w:val="22"/>
-        </w:rPr>
-        <w:t>Question: If fat emulsification/cracking is observed in a TPN (Total Parenteral Nutrition) lipid bag, the nurse's immediate action is</w:t>
+        <w:t xml:space="preserve">Solution: Burns in children — fluid loss causes hypovolemic shock, and the wound risks infection. The nurse maintains fluid resuscitation, monitors vitals/urine output, and uses aseptic wound care.</w:t>
       </w:r>
     </w:p>
     <w:p>
-      <w:pPr>
-        <w:spacing w:after="0" w:before="0"/>
-      </w:pPr>
       <w:r>
-        <w:rPr>
-          <w:b w:val="0"/>
-          <w:sz w:val="22"/>
-        </w:rPr>
-        <w:t>(a) Increase infusion rate</w:t>
+        <w:t xml:space="preserve">Positive Marks: 1</w:t>
       </w:r>
     </w:p>
     <w:p>
-      <w:pPr>
-        <w:spacing w:after="0" w:before="0"/>
-      </w:pPr>
       <w:r>
-        <w:rPr>
-          <w:b w:val="0"/>
-          <w:sz w:val="22"/>
-        </w:rPr>
-        <w:t>(b) Continue infusion normally</w:t>
+        <w:t xml:space="preserve">Negative Marks: 0.25</w:t>
       </w:r>
     </w:p>
     <w:p>
-      <w:pPr>
-        <w:spacing w:after="0" w:before="0"/>
-      </w:pPr>
       <w:r>
-        <w:rPr>
-          <w:b w:val="0"/>
-          <w:sz w:val="22"/>
-        </w:rPr>
-        <w:t>(c) Stop infusion and replace with a fresh TPN bag</w:t>
+        <w:t xml:space="preserve"/>
       </w:r>
     </w:p>
     <w:p>
-      <w:pPr>
-        <w:spacing w:after="0" w:before="0"/>
-      </w:pPr>
       <w:r>
-        <w:rPr>
-          <w:b w:val="0"/>
-          <w:sz w:val="22"/>
-        </w:rPr>
-        <w:t>(d) Vigorously shake/rub the bag</w:t>
+        <w:t xml:space="preserve">Question: A patient with schizophrenia is having disorganized speech. The nurse should:</w:t>
       </w:r>
     </w:p>
     <w:p>
-      <w:pPr>
-        <w:spacing w:after="0" w:before="40"/>
-      </w:pPr>
       <w:r>
-        <w:rPr>
-          <w:b/>
-          <w:sz w:val="22"/>
-        </w:rPr>
-        <w:t>Answer: c</w:t>
+        <w:t xml:space="preserve">(a) Use simple, concrete communication and clarify gently</w:t>
       </w:r>
     </w:p>
     <w:p>
-      <w:pPr>
-        <w:spacing w:after="0" w:before="0"/>
-      </w:pPr>
       <w:r>
-        <w:rPr>
-          <w:b w:val="0"/>
-          <w:sz w:val="21"/>
-        </w:rPr>
-        <w:t>Solution: Fat emulsion separation (cracking/oiling) forms large fat globules that can cause fat embolism if infused. The bag must be discarded immediately.</w:t>
+        <w:t xml:space="preserve">(b) Pretend to understand</w:t>
       </w:r>
     </w:p>
     <w:p>
-      <w:pPr>
-        <w:spacing w:after="0" w:before="0"/>
-      </w:pPr>
       <w:r>
-        <w:rPr>
-          <w:b w:val="0"/>
-          <w:sz w:val="20"/>
-        </w:rPr>
-        <w:t>Positive Marks: 1</w:t>
+        <w:t xml:space="preserve">(c) Speak rapidly</w:t>
       </w:r>
     </w:p>
     <w:p>
-      <w:pPr>
-        <w:spacing w:after="160" w:before="0"/>
-      </w:pPr>
       <w:r>
-        <w:rPr>
-          <w:b w:val="0"/>
-          <w:sz w:val="20"/>
-        </w:rPr>
-        <w:t>Negative Marks: 0.25</w:t>
+        <w:t xml:space="preserve">(d) Argue with the patient</w:t>
       </w:r>
     </w:p>
     <w:p>
-      <w:pPr>
-        <w:spacing w:after="20" w:before="120"/>
-      </w:pPr>
       <w:r>
-        <w:rPr>
-          <w:b/>
-          <w:sz w:val="22"/>
-        </w:rPr>
-        <w:t>Question: Which disease is caused by rat fleas? Vitamin B (Nutrition)</w:t>
+        <w:t xml:space="preserve">Answer: a</w:t>
       </w:r>
     </w:p>
     <w:p>
-      <w:pPr>
-        <w:spacing w:after="0" w:before="0"/>
-      </w:pPr>
       <w:r>
-        <w:rPr>
-          <w:b w:val="0"/>
-          <w:sz w:val="22"/>
-        </w:rPr>
-        <w:t>(a) Endemic typhus</w:t>
+        <w:t xml:space="preserve">Solution: With disorganized speech, the nurse uses simple, concrete language, gently clarifies, and focuses on the present. Patience and structure reduce the patient's confusion.</w:t>
       </w:r>
     </w:p>
     <w:p>
-      <w:pPr>
-        <w:spacing w:after="0" w:before="0"/>
-      </w:pPr>
       <w:r>
-        <w:rPr>
-          <w:b w:val="0"/>
-          <w:sz w:val="22"/>
-        </w:rPr>
-        <w:t>(b) Sleeping sickness V</w:t>
+        <w:t xml:space="preserve">Positive Marks: 1</w:t>
       </w:r>
     </w:p>
     <w:p>
-      <w:pPr>
-        <w:spacing w:after="0" w:before="0"/>
-      </w:pPr>
       <w:r>
-        <w:rPr>
-          <w:b w:val="0"/>
-          <w:sz w:val="22"/>
-        </w:rPr>
-        <w:t>(c) Rocky mountain spotted fever</w:t>
+        <w:t xml:space="preserve">Negative Marks: 0.25</w:t>
       </w:r>
     </w:p>
     <w:p>
-      <w:pPr>
-        <w:spacing w:after="0" w:before="0"/>
-      </w:pPr>
       <w:r>
-        <w:rPr>
-          <w:b w:val="0"/>
-          <w:sz w:val="22"/>
-        </w:rPr>
-        <w:t>(d) Epidemic typhus</w:t>
+        <w:t xml:space="preserve"/>
       </w:r>
     </w:p>
     <w:p>
-      <w:pPr>
-        <w:spacing w:after="0" w:before="40"/>
-      </w:pPr>
       <w:r>
-        <w:rPr>
-          <w:b/>
-          <w:sz w:val="22"/>
-        </w:rPr>
-        <w:t>Answer: a</w:t>
+        <w:t xml:space="preserve">Question: The "Pradhan Mantri Bhartiya Janaushadhi Kendra" is also referred to as:</w:t>
       </w:r>
     </w:p>
     <w:p>
-      <w:pPr>
-        <w:spacing w:after="0" w:before="0"/>
-      </w:pPr>
       <w:r>
-        <w:rPr>
-          <w:b w:val="0"/>
-          <w:sz w:val="21"/>
-        </w:rPr>
-        <w:t>Solution: The disease caused by rat fleas is endemic typhus (option D). Endemic typhus, also known as murine typhus, is a bacterial infection caused by Rickettsia typhi. It is transmitted to humans through the bite of infected fleas, primarily the rat flea (Xenopsylla cheopis). Rat fleas typically infest rats, and when these infected rats come into close contact with humans, the fleas can bite and transmit the bacteria. Endemic typhus is characterized by fever, headache, rash, and body aches. It is typically a milder form of typhus compared to epidemic typhus, which is caused by a different species of Rickettsia.</w:t>
+        <w:t xml:space="preserve">(a) Jan Aushadhi Kendra</w:t>
       </w:r>
     </w:p>
     <w:p>
-      <w:pPr>
-        <w:spacing w:after="0" w:before="0"/>
-      </w:pPr>
       <w:r>
-        <w:rPr>
-          <w:b w:val="0"/>
-          <w:sz w:val="20"/>
-        </w:rPr>
-        <w:t>Positive Marks: 1</w:t>
+        <w:t xml:space="preserve">(b) Swasthya Kendra</w:t>
       </w:r>
     </w:p>
     <w:p>
-      <w:pPr>
-        <w:spacing w:after="160" w:before="0"/>
-      </w:pPr>
       <w:r>
-        <w:rPr>
-          <w:b w:val="0"/>
-          <w:sz w:val="20"/>
-        </w:rPr>
-        <w:t>Negative Marks: 0.25</w:t>
+        <w:t xml:space="preserve">(c) Arogya Kendra</w:t>
       </w:r>
     </w:p>
     <w:p>
-      <w:pPr>
-        <w:spacing w:after="20" w:before="120"/>
-      </w:pPr>
       <w:r>
-        <w:rPr>
-          <w:b/>
-          <w:sz w:val="22"/>
-        </w:rPr>
-        <w:t>Question: In which of the following vaccine, cold chain must be maintained?</w:t>
+        <w:t xml:space="preserve">(d) Jan Seva Kendra</w:t>
       </w:r>
     </w:p>
     <w:p>
-      <w:pPr>
-        <w:spacing w:after="0" w:before="0"/>
-      </w:pPr>
       <w:r>
-        <w:rPr>
-          <w:b w:val="0"/>
-          <w:sz w:val="22"/>
-        </w:rPr>
-        <w:t>(a) Killed vaccine</w:t>
+        <w:t xml:space="preserve">Answer: a</w:t>
       </w:r>
     </w:p>
     <w:p>
-      <w:pPr>
-        <w:spacing w:after="0" w:before="0"/>
-      </w:pPr>
       <w:r>
-        <w:rPr>
-          <w:b w:val="0"/>
-          <w:sz w:val="22"/>
-        </w:rPr>
-        <w:t>(b) Toxoids</w:t>
+        <w:t xml:space="preserve">Solution: PMBJP outlets are called Jan Aushadhi Kendras — selling affordable generic medicines and surgical items.</w:t>
       </w:r>
     </w:p>
     <w:p>
-      <w:pPr>
-        <w:spacing w:after="0" w:before="0"/>
-      </w:pPr>
       <w:r>
-        <w:rPr>
-          <w:b w:val="0"/>
-          <w:sz w:val="22"/>
-        </w:rPr>
-        <w:t>(c) Live vaccine</w:t>
+        <w:t xml:space="preserve">Positive Marks: 1</w:t>
       </w:r>
     </w:p>
     <w:p>
-      <w:pPr>
-        <w:spacing w:after="0" w:before="0"/>
-      </w:pPr>
       <w:r>
-        <w:rPr>
-          <w:b w:val="0"/>
-          <w:sz w:val="22"/>
-        </w:rPr>
-        <w:t>(d) Serums</w:t>
+        <w:t xml:space="preserve">Negative Marks: 0.25</w:t>
       </w:r>
     </w:p>
     <w:p>
-      <w:pPr>
-        <w:spacing w:after="0" w:before="40"/>
-      </w:pPr>
       <w:r>
-        <w:rPr>
-          <w:b/>
-          <w:sz w:val="22"/>
-        </w:rPr>
-        <w:t>Answer: c</w:t>
+        <w:t xml:space="preserve"/>
       </w:r>
     </w:p>
     <w:p>
-      <w:pPr>
-        <w:spacing w:after="0" w:before="0"/>
-      </w:pPr>
       <w:r>
-        <w:rPr>
-          <w:b w:val="0"/>
-          <w:sz w:val="21"/>
-        </w:rPr>
-        <w:t>Solution: In the case of live vaccines, the cold chain must be maintained. Live vaccines contain live attenuated or weakened forms of the pathogens they protect against. Examples of live vaccines include the measles, mumps, and rubella (MMR) vaccine, the oral polio vaccine (OPV), and the yellow fever vaccine. These vaccines are sensitive to heat and can lose their potency if not stored and transported within specific temperature ranges. The cold chain refers to the system of temperature control from the point of manufacture to the point of administration. It involves refrigeration and the use of temperature- monitoring equipment to ensure the vaccines remain viable and effective. "Vaccines</w:t>
+        <w:t xml:space="preserve">Question: The nurse is to administer 65 mg of a medication. The vial contains 25 mg/mL. The volume to give is:</w:t>
       </w:r>
     </w:p>
     <w:p>
-      <w:pPr>
-        <w:spacing w:after="0" w:before="0"/>
-      </w:pPr>
       <w:r>
-        <w:rPr>
-          <w:b w:val="0"/>
-          <w:sz w:val="20"/>
-        </w:rPr>
-        <w:t>Positive Marks: 1</w:t>
+        <w:t xml:space="preserve">(a) 2 mL</w:t>
       </w:r>
     </w:p>
     <w:p>
-      <w:pPr>
-        <w:spacing w:after="160" w:before="0"/>
-      </w:pPr>
       <w:r>
-        <w:rPr>
-          <w:b w:val="0"/>
-          <w:sz w:val="20"/>
-        </w:rPr>
-        <w:t>Negative Marks: 0.25</w:t>
+        <w:t xml:space="preserve">(b) 2.6 mL</w:t>
       </w:r>
     </w:p>
     <w:p>
-      <w:pPr>
-        <w:spacing w:after="20" w:before="120"/>
-      </w:pPr>
       <w:r>
-        <w:rPr>
-          <w:b/>
-          <w:sz w:val="22"/>
-        </w:rPr>
-        <w:t>Question: What is the initial diagnostic investigation of choice for suspected Placenta Previa in third trimester bleeding?</w:t>
+        <w:t xml:space="preserve">(c) 3 mL</w:t>
       </w:r>
     </w:p>
     <w:p>
-      <w:pPr>
-        <w:spacing w:after="0" w:before="0"/>
-      </w:pPr>
       <w:r>
-        <w:rPr>
-          <w:b w:val="0"/>
-          <w:sz w:val="22"/>
-        </w:rPr>
-        <w:t>(a) Pelvic X-ray</w:t>
+        <w:t xml:space="preserve">(d) 3.6 mL</w:t>
       </w:r>
     </w:p>
     <w:p>
-      <w:pPr>
-        <w:spacing w:after="0" w:before="0"/>
-      </w:pPr>
       <w:r>
-        <w:rPr>
-          <w:b w:val="0"/>
-          <w:sz w:val="22"/>
-        </w:rPr>
-        <w:t>(b) CT scan</w:t>
+        <w:t xml:space="preserve">Answer: b</w:t>
       </w:r>
     </w:p>
     <w:p>
-      <w:pPr>
-        <w:spacing w:after="0" w:before="0"/>
-      </w:pPr>
       <w:r>
-        <w:rPr>
-          <w:b w:val="0"/>
-          <w:sz w:val="22"/>
-        </w:rPr>
-        <w:t>(c) Obstetric Transabdominal / Transvaginal Ultrasonography (USG)</w:t>
+        <w:t xml:space="preserve">Solution: Volume = 65 ÷ 25 = 2.6 mL.</w:t>
       </w:r>
     </w:p>
     <w:p>
-      <w:pPr>
-        <w:spacing w:after="0" w:before="0"/>
-      </w:pPr>
       <w:r>
-        <w:rPr>
-          <w:b w:val="0"/>
-          <w:sz w:val="22"/>
-        </w:rPr>
-        <w:t>(d) MRI scan</w:t>
+        <w:t xml:space="preserve">Positive Marks: 1</w:t>
       </w:r>
     </w:p>
     <w:p>
-      <w:pPr>
-        <w:spacing w:after="0" w:before="40"/>
-      </w:pPr>
       <w:r>
-        <w:rPr>
-          <w:b/>
-          <w:sz w:val="22"/>
-        </w:rPr>
-        <w:t>Answer: c</w:t>
+        <w:t xml:space="preserve">Negative Marks: 0.25</w:t>
       </w:r>
     </w:p>
     <w:p>
-      <w:pPr>
-        <w:spacing w:after="0" w:before="0"/>
-      </w:pPr>
       <w:r>
-        <w:rPr>
-          <w:b w:val="0"/>
-          <w:sz w:val="21"/>
-        </w:rPr>
-        <w:t>Solution: Ultrasonography (USG) is the safe, non-invasive gold standard investigation to locate placental implantation site and diagnose placenta previa.</w:t>
+        <w:t xml:space="preserve"/>
       </w:r>
     </w:p>
     <w:p>
-      <w:pPr>
-        <w:spacing w:after="0" w:before="0"/>
-      </w:pPr>
       <w:r>
-        <w:rPr>
-          <w:b w:val="0"/>
-          <w:sz w:val="20"/>
-        </w:rPr>
-        <w:t>Positive Marks: 1</w:t>
+        <w:t xml:space="preserve">Question: The nurse is caring for a patient with hyponatremia who is confused. The nurse should:</w:t>
       </w:r>
     </w:p>
     <w:p>
-      <w:pPr>
-        <w:spacing w:after="160" w:before="0"/>
-      </w:pPr>
       <w:r>
-        <w:rPr>
-          <w:b w:val="0"/>
-          <w:sz w:val="20"/>
-        </w:rPr>
-        <w:t>Negative Marks: 0.25</w:t>
+        <w:t xml:space="preserve">(a) Monitor sodium, restrict free water, and protect the patient from injury</w:t>
       </w:r>
     </w:p>
     <w:p>
-      <w:pPr>
-        <w:spacing w:after="20" w:before="120"/>
-      </w:pPr>
       <w:r>
-        <w:rPr>
-          <w:b/>
-          <w:sz w:val="22"/>
-        </w:rPr>
-        <w:t>Question: Pregnant lady with card presentation in what is nursing priority?</w:t>
+        <w:t xml:space="preserve">(b) Encourage free water</w:t>
       </w:r>
     </w:p>
     <w:p>
-      <w:pPr>
-        <w:spacing w:after="0" w:before="0"/>
-      </w:pPr>
       <w:r>
-        <w:rPr>
-          <w:b w:val="0"/>
-          <w:sz w:val="22"/>
-        </w:rPr>
-        <w:t>(a) Gently push the cord</w:t>
+        <w:t xml:space="preserve">(c) Give a high-salt diet freely</w:t>
       </w:r>
     </w:p>
     <w:p>
-      <w:pPr>
-        <w:spacing w:after="0" w:before="0"/>
-      </w:pPr>
       <w:r>
-        <w:rPr>
-          <w:b w:val="0"/>
-          <w:sz w:val="22"/>
-        </w:rPr>
-        <w:t>(b) Give reverse Trendelenburg position</w:t>
+        <w:t xml:space="preserve">(d) Ignore the confusion</w:t>
       </w:r>
     </w:p>
     <w:p>
-      <w:pPr>
-        <w:spacing w:after="0" w:before="0"/>
-      </w:pPr>
       <w:r>
-        <w:rPr>
-          <w:b w:val="0"/>
-          <w:sz w:val="22"/>
-        </w:rPr>
-        <w:t>(c) Inform to HCP</w:t>
+        <w:t xml:space="preserve">Answer: a</w:t>
       </w:r>
     </w:p>
     <w:p>
-      <w:pPr>
-        <w:spacing w:after="0" w:before="0"/>
-      </w:pPr>
       <w:r>
-        <w:rPr>
-          <w:b w:val="0"/>
-          <w:sz w:val="22"/>
-        </w:rPr>
-        <w:t>(d) Give Trendelenburg position</w:t>
+        <w:t xml:space="preserve">Solution: Hyponatremia with confusion — sodium monitoring, fluid restriction (per cause), slow correction, and safety precautions (seizure risk). Rapid correction causes osmotic demyelination.</w:t>
       </w:r>
     </w:p>
     <w:p>
-      <w:pPr>
-        <w:spacing w:after="0" w:before="40"/>
-      </w:pPr>
       <w:r>
-        <w:rPr>
-          <w:b/>
-          <w:sz w:val="22"/>
-        </w:rPr>
-        <w:t>Answer: d</w:t>
+        <w:t xml:space="preserve">Positive Marks: 1</w:t>
       </w:r>
     </w:p>
     <w:p>
-      <w:pPr>
-        <w:spacing w:after="0" w:before="0"/>
-      </w:pPr>
       <w:r>
-        <w:rPr>
-          <w:b w:val="0"/>
-          <w:sz w:val="21"/>
-        </w:rPr>
-        <w:t>Solution: In cord prolapse, place the mother in Trendelenburg or knee-chest position to relieve compression of the cord while preparing for urgent delivery.</w:t>
+        <w:t xml:space="preserve">Negative Marks: 0.25</w:t>
       </w:r>
     </w:p>
     <w:p>
-      <w:pPr>
-        <w:spacing w:after="0" w:before="0"/>
-      </w:pPr>
       <w:r>
-        <w:rPr>
-          <w:b w:val="0"/>
-          <w:sz w:val="20"/>
-        </w:rPr>
-        <w:t>Positive Marks: 1</w:t>
+        <w:t xml:space="preserve"/>
       </w:r>
     </w:p>
     <w:p>
-      <w:pPr>
-        <w:spacing w:after="160" w:before="0"/>
-      </w:pPr>
       <w:r>
-        <w:rPr>
-          <w:b w:val="0"/>
-          <w:sz w:val="20"/>
-        </w:rPr>
-        <w:t>Negative Marks: 0.25</w:t>
+        <w:t xml:space="preserve">Question: The nurse is assessing a patient's respirations and notes Cheyne-Stokes breathing. This pattern is characterized by:</w:t>
       </w:r>
     </w:p>
     <w:p>
-      <w:pPr>
-        <w:spacing w:after="20" w:before="120"/>
-      </w:pPr>
       <w:r>
-        <w:rPr>
-          <w:b/>
-          <w:sz w:val="22"/>
-        </w:rPr>
-        <w:t>Question: An Anganwadi worker assess the malnutrition status by:</w:t>
+        <w:t xml:space="preserve">(a) Periods of deep breathing alternating with apnea</w:t>
       </w:r>
     </w:p>
     <w:p>
-      <w:pPr>
-        <w:spacing w:after="0" w:before="0"/>
-      </w:pPr>
       <w:r>
-        <w:rPr>
-          <w:b w:val="0"/>
-          <w:sz w:val="22"/>
-        </w:rPr>
-        <w:t>(a) Weight for age</w:t>
+        <w:t xml:space="preserve">(b) Rapid, shallow breathing only</w:t>
       </w:r>
     </w:p>
     <w:p>
-      <w:pPr>
-        <w:spacing w:after="0" w:before="0"/>
-      </w:pPr>
       <w:r>
-        <w:rPr>
-          <w:b w:val="0"/>
-          <w:sz w:val="22"/>
-        </w:rPr>
-        <w:t>(b) Mid arm circumference</w:t>
+        <w:t xml:space="preserve">(c) Normal rhythm</w:t>
       </w:r>
     </w:p>
     <w:p>
-      <w:pPr>
-        <w:spacing w:after="0" w:before="0"/>
-      </w:pPr>
       <w:r>
-        <w:rPr>
-          <w:b w:val="0"/>
-          <w:sz w:val="22"/>
-        </w:rPr>
-        <w:t>(c) Height for age</w:t>
+        <w:t xml:space="preserve">(d) Irregular, gasping breaths only</w:t>
       </w:r>
     </w:p>
     <w:p>
-      <w:pPr>
-        <w:spacing w:after="0" w:before="0"/>
-      </w:pPr>
       <w:r>
-        <w:rPr>
-          <w:b w:val="0"/>
-          <w:sz w:val="22"/>
-        </w:rPr>
-        <w:t>(d) Weight for height</w:t>
+        <w:t xml:space="preserve">Answer: a</w:t>
       </w:r>
     </w:p>
     <w:p>
-      <w:pPr>
-        <w:spacing w:after="0" w:before="40"/>
-      </w:pPr>
       <w:r>
-        <w:rPr>
-          <w:b/>
-          <w:sz w:val="22"/>
-        </w:rPr>
-        <w:t>Answer: a</w:t>
+        <w:t xml:space="preserve">Solution: Cheyne-Stokes breathing — crescendo-decrescendo respirations with periods of apnea — occurs in heart failure, brain injury, and narcotic overdose. The nurse reports the pattern and monitors oxygenation.</w:t>
       </w:r>
     </w:p>
     <w:p>
-      <w:pPr>
-        <w:spacing w:after="0" w:before="0"/>
-      </w:pPr>
       <w:r>
-        <w:rPr>
-          <w:b w:val="0"/>
-          <w:sz w:val="21"/>
-        </w:rPr>
-        <w:t>Solution: Anganwadi workers assess malnutrition in children by weight for age (growth monitoring under ICDS).</w:t>
+        <w:t xml:space="preserve">Positive Marks: 1</w:t>
       </w:r>
     </w:p>
     <w:p>
-      <w:pPr>
-        <w:spacing w:after="0" w:before="0"/>
-      </w:pPr>
       <w:r>
-        <w:rPr>
-          <w:b w:val="0"/>
-          <w:sz w:val="20"/>
-        </w:rPr>
-        <w:t>Positive Marks: 1</w:t>
+        <w:t xml:space="preserve">Negative Marks: 0.25</w:t>
       </w:r>
     </w:p>
     <w:p>
-      <w:pPr>
-        <w:spacing w:after="160" w:before="0"/>
-      </w:pPr>
       <w:r>
-        <w:rPr>
-          <w:b w:val="0"/>
-          <w:sz w:val="20"/>
-        </w:rPr>
-        <w:t>Negative Marks: 0.25</w:t>
+        <w:t xml:space="preserve"/>
       </w:r>
     </w:p>
     <w:p>
-      <w:pPr>
-        <w:spacing w:after="20" w:before="120"/>
-      </w:pPr>
       <w:r>
-        <w:rPr>
-          <w:b/>
-          <w:sz w:val="22"/>
-        </w:rPr>
-        <w:t>Question: What should be the immediate action in cases of severe bleeding?</w:t>
+        <w:t xml:space="preserve">Question: A patient with a fractured tibia in a cast is at risk for skin breakdown. The nurse should teach the patient to:</w:t>
       </w:r>
     </w:p>
     <w:p>
-      <w:pPr>
-        <w:spacing w:after="0" w:before="0"/>
-      </w:pPr>
       <w:r>
-        <w:rPr>
-          <w:b w:val="0"/>
-          <w:sz w:val="22"/>
-        </w:rPr>
-        <w:t>(a) cover it with a pad of soft material</w:t>
+        <w:t xml:space="preserve">(a) Report burning or pain at a specific spot on the cast</w:t>
       </w:r>
     </w:p>
     <w:p>
-      <w:pPr>
-        <w:spacing w:after="0" w:before="0"/>
-      </w:pPr>
       <w:r>
-        <w:rPr>
-          <w:b w:val="0"/>
-          <w:sz w:val="22"/>
-        </w:rPr>
-        <w:t>(b) put a dressing over the wound</w:t>
+        <w:t xml:space="preserve">(b) Insert padding under the cast</w:t>
       </w:r>
     </w:p>
     <w:p>
-      <w:pPr>
-        <w:spacing w:after="0" w:before="0"/>
-      </w:pPr>
       <w:r>
-        <w:rPr>
-          <w:b w:val="0"/>
-          <w:sz w:val="22"/>
-        </w:rPr>
-        <w:t>(c) apply pressure to the wound</w:t>
+        <w:t xml:space="preserve">(c) Wet the cast</w:t>
       </w:r>
     </w:p>
     <w:p>
-      <w:pPr>
-        <w:spacing w:after="0" w:before="0"/>
-      </w:pPr>
       <w:r>
-        <w:rPr>
-          <w:b w:val="0"/>
-          <w:sz w:val="22"/>
-        </w:rPr>
-        <w:t>(d) call for medical assistance</w:t>
+        <w:t xml:space="preserve">(d) Remove the cast</w:t>
       </w:r>
     </w:p>
     <w:p>
-      <w:pPr>
-        <w:spacing w:after="0" w:before="40"/>
-      </w:pPr>
       <w:r>
-        <w:rPr>
-          <w:b/>
-          <w:sz w:val="22"/>
-        </w:rPr>
-        <w:t>Answer: c</w:t>
+        <w:t xml:space="preserve">Answer: a</w:t>
       </w:r>
     </w:p>
     <w:p>
-      <w:pPr>
-        <w:spacing w:after="0" w:before="0"/>
-      </w:pPr>
       <w:r>
-        <w:rPr>
-          <w:b w:val="0"/>
-          <w:sz w:val="21"/>
-        </w:rPr>
-        <w:t>Solution: The immediate action in severe bleeding is to apply firm direct pressure over the wound.</w:t>
+        <w:t xml:space="preserve">Solution: Localized burning or pain under a cast indicates a pressure point — the nurse reports it for cast adjustment. Padding is not inserted under the cast, and the cast is removed only with an order.</w:t>
       </w:r>
     </w:p>
     <w:p>
-      <w:pPr>
-        <w:spacing w:after="0" w:before="0"/>
-      </w:pPr>
       <w:r>
-        <w:rPr>
-          <w:b w:val="0"/>
-          <w:sz w:val="20"/>
-        </w:rPr>
-        <w:t>Positive Marks: 1</w:t>
+        <w:t xml:space="preserve">Positive Marks: 1</w:t>
       </w:r>
     </w:p>
     <w:p>
-      <w:pPr>
-        <w:spacing w:after="160" w:before="0"/>
-      </w:pPr>
       <w:r>
-        <w:rPr>
-          <w:b w:val="0"/>
-          <w:sz w:val="20"/>
-        </w:rPr>
-        <w:t>Negative Marks: 0.25</w:t>
+        <w:t xml:space="preserve">Negative Marks: 0.25</w:t>
       </w:r>
     </w:p>
     <w:p>
-      <w:pPr>
-        <w:spacing w:after="20" w:before="120"/>
-      </w:pPr>
       <w:r>
-        <w:rPr>
-          <w:b/>
-          <w:sz w:val="22"/>
-        </w:rPr>
-        <w:t>Question: What room temperature should be maintained during the period of phototherapy?</w:t>
+        <w:t xml:space="preserve">Question: A patient with chronic renal failure is being started on hemodialysis. The nurse should monitor for which complication during dialysis?</w:t>
       </w:r>
     </w:p>
     <w:p>
-      <w:pPr>
-        <w:spacing w:after="0" w:before="0"/>
-      </w:pPr>
       <w:r>
-        <w:rPr>
-          <w:b w:val="0"/>
-          <w:sz w:val="22"/>
-        </w:rPr>
-        <w:t>(a) 30-32°C</w:t>
+        <w:t xml:space="preserve">(a) Hypotension and disequilibrium syndrome</w:t>
       </w:r>
     </w:p>
     <w:p>
-      <w:pPr>
-        <w:spacing w:after="0" w:before="0"/>
-      </w:pPr>
       <w:r>
-        <w:rPr>
-          <w:b w:val="0"/>
-          <w:sz w:val="22"/>
-        </w:rPr>
-        <w:t>(b) 28-30°C</w:t>
+        <w:t xml:space="preserve">(b) Hypertension only</w:t>
       </w:r>
     </w:p>
     <w:p>
-      <w:pPr>
-        <w:spacing w:after="0" w:before="0"/>
-      </w:pPr>
       <w:r>
-        <w:rPr>
-          <w:b w:val="0"/>
-          <w:sz w:val="22"/>
-        </w:rPr>
-        <w:t>(c) 24-26°C</w:t>
+        <w:t xml:space="preserve">(c) Hyperglycemia</w:t>
       </w:r>
     </w:p>
     <w:p>
-      <w:pPr>
-        <w:spacing w:after="0" w:before="0"/>
-      </w:pPr>
       <w:r>
-        <w:rPr>
-          <w:b w:val="0"/>
-          <w:sz w:val="22"/>
-        </w:rPr>
-        <w:t>(d) 26-28°C</w:t>
+        <w:t xml:space="preserve">(d) Constipation</w:t>
       </w:r>
     </w:p>
     <w:p>
-      <w:pPr>
-        <w:spacing w:after="0" w:before="40"/>
-      </w:pPr>
       <w:r>
-        <w:rPr>
-          <w:b/>
-          <w:sz w:val="22"/>
-        </w:rPr>
-        <w:t>Answer: b</w:t>
+        <w:t xml:space="preserve">Answer: a</w:t>
       </w:r>
     </w:p>
     <w:p>
-      <w:pPr>
-        <w:spacing w:after="0" w:before="0"/>
-      </w:pPr>
       <w:r>
-        <w:rPr>
-          <w:b w:val="0"/>
-          <w:sz w:val="21"/>
-        </w:rPr>
-        <w:t>Solution: A room temperature of 28-30°C is maintained during phototherapy to prevent hypothermia in the neonate.</w:t>
+        <w:t xml:space="preserve">Solution: Dialysis complications — hypotension (fluid removal), disequilibrium syndrome (headache, nausea, confusion), and clotting/bleeding at the access. The nurse monitors vitals and the access site during sessions.</w:t>
       </w:r>
     </w:p>
     <w:p>
-      <w:pPr>
-        <w:spacing w:after="0" w:before="0"/>
-      </w:pPr>
       <w:r>
-        <w:rPr>
-          <w:b w:val="0"/>
-          <w:sz w:val="20"/>
-        </w:rPr>
-        <w:t>Positive Marks: 1</w:t>
+        <w:t xml:space="preserve">Positive Marks: 1</w:t>
       </w:r>
     </w:p>
     <w:p>
-      <w:pPr>
-        <w:spacing w:after="160" w:before="0"/>
-      </w:pPr>
       <w:r>
-        <w:rPr>
-          <w:b w:val="0"/>
-          <w:sz w:val="20"/>
-        </w:rPr>
-        <w:t>Negative Marks: 0.25</w:t>
+        <w:t xml:space="preserve">Negative Marks: 0.25</w:t>
       </w:r>
     </w:p>
     <w:p>
-      <w:pPr>
-        <w:spacing w:after="20" w:before="120"/>
-      </w:pPr>
       <w:r>
-        <w:rPr>
-          <w:b/>
-          <w:sz w:val="22"/>
-        </w:rPr>
-        <w:t>Question: Which of the following is an example of primary prevention?</w:t>
+        <w:t xml:space="preserve"/>
       </w:r>
     </w:p>
     <w:p>
-      <w:pPr>
-        <w:spacing w:after="0" w:before="0"/>
-      </w:pPr>
       <w:r>
-        <w:rPr>
-          <w:b w:val="0"/>
-          <w:sz w:val="22"/>
-        </w:rPr>
-        <w:t>(a) Immunisation against measles</w:t>
+        <w:t xml:space="preserve">Question: The nurse is preparing a patient for a thoracentesis. The nurse should position the patient:</w:t>
       </w:r>
     </w:p>
     <w:p>
-      <w:pPr>
-        <w:spacing w:after="0" w:before="0"/>
-      </w:pPr>
       <w:r>
-        <w:rPr>
-          <w:b w:val="0"/>
-          <w:sz w:val="22"/>
-        </w:rPr>
-        <w:t>(b) Screening for hypertension</w:t>
+        <w:t xml:space="preserve">(a) Sitting upright, leaning forward with arms supported</w:t>
       </w:r>
     </w:p>
     <w:p>
-      <w:pPr>
-        <w:spacing w:after="0" w:before="0"/>
-      </w:pPr>
       <w:r>
-        <w:rPr>
-          <w:b w:val="0"/>
-          <w:sz w:val="22"/>
-        </w:rPr>
-        <w:t>(c) Rehabilitation after stroke</w:t>
+        <w:t xml:space="preserve">(b) Supine flat</w:t>
       </w:r>
     </w:p>
     <w:p>
-      <w:pPr>
-        <w:spacing w:after="0" w:before="0"/>
-      </w:pPr>
       <w:r>
-        <w:rPr>
-          <w:b w:val="0"/>
-          <w:sz w:val="22"/>
-        </w:rPr>
-        <w:t>(d) Early treatment of tuberculosis</w:t>
+        <w:t xml:space="preserve">(c) Prone</w:t>
       </w:r>
     </w:p>
     <w:p>
-      <w:pPr>
-        <w:spacing w:after="0" w:before="40"/>
-      </w:pPr>
       <w:r>
-        <w:rPr>
-          <w:b/>
-          <w:sz w:val="22"/>
-        </w:rPr>
-        <w:t>Answer: a</w:t>
+        <w:t xml:space="preserve">(d) Trendelenburg</w:t>
       </w:r>
     </w:p>
     <w:p>
-      <w:pPr>
-        <w:spacing w:after="0" w:before="0"/>
-      </w:pPr>
       <w:r>
-        <w:rPr>
-          <w:b w:val="0"/>
-          <w:sz w:val="21"/>
-        </w:rPr>
-        <w:t>Solution: Immunisation prevents disease before it occurs - primary prevention; screening is secondary prevention.</w:t>
+        <w:t xml:space="preserve">Answer: a</w:t>
       </w:r>
     </w:p>
     <w:p>
-      <w:pPr>
-        <w:spacing w:after="0" w:before="0"/>
-      </w:pPr>
       <w:r>
-        <w:rPr>
-          <w:b w:val="0"/>
-          <w:sz w:val="20"/>
-        </w:rPr>
-        <w:t>Positive Marks: 1</w:t>
+        <w:t xml:space="preserve">Solution: Thoracentesis — upright sitting, leaning forward with supported arms widens the intercostal spaces. The nurse monitors for pneumothorax after the procedure.</w:t>
       </w:r>
     </w:p>
     <w:p>
-      <w:pPr>
-        <w:spacing w:after="160" w:before="0"/>
-      </w:pPr>
       <w:r>
-        <w:rPr>
-          <w:b w:val="0"/>
-          <w:sz w:val="20"/>
-        </w:rPr>
-        <w:t>Negative Marks: 0.25</w:t>
+        <w:t xml:space="preserve">Positive Marks: 1</w:t>
       </w:r>
     </w:p>
     <w:p>
-      <w:pPr>
-        <w:spacing w:after="20" w:before="120"/>
-      </w:pPr>
       <w:r>
-        <w:rPr>
-          <w:b/>
-          <w:sz w:val="22"/>
-        </w:rPr>
-        <w:t>Question: A nurse uses DPT vaccine and found that vial has granules. What is the next nursing action?</w:t>
+        <w:t xml:space="preserve">Negative Marks: 0.25</w:t>
       </w:r>
     </w:p>
     <w:p>
-      <w:pPr>
-        <w:spacing w:after="0" w:before="0"/>
-      </w:pPr>
       <w:r>
-        <w:rPr>
-          <w:b w:val="0"/>
-          <w:sz w:val="22"/>
-        </w:rPr>
-        <w:t>(a) Shake vigorously</w:t>
+        <w:t xml:space="preserve"/>
       </w:r>
     </w:p>
     <w:p>
-      <w:pPr>
-        <w:spacing w:after="0" w:before="0"/>
-      </w:pPr>
       <w:r>
-        <w:rPr>
-          <w:b w:val="0"/>
-          <w:sz w:val="22"/>
-        </w:rPr>
-        <w:t>(b) Discard the vial</w:t>
+        <w:t xml:space="preserve">Question: A patient at 38 weeks of gestation is in the second stage of labor. The nurse should prepare for delivery by:</w:t>
       </w:r>
     </w:p>
     <w:p>
-      <w:pPr>
-        <w:spacing w:after="0" w:before="0"/>
-      </w:pPr>
       <w:r>
-        <w:rPr>
-          <w:b w:val="0"/>
-          <w:sz w:val="22"/>
-        </w:rPr>
-        <w:t>(c) Check after 15 min</w:t>
+        <w:t xml:space="preserve">(a) Preparing the delivery area, monitoring the FHR, and supporting the perineum</w:t>
       </w:r>
     </w:p>
     <w:p>
-      <w:pPr>
-        <w:spacing w:after="0" w:before="0"/>
-      </w:pPr>
       <w:r>
-        <w:rPr>
-          <w:b w:val="0"/>
-          <w:sz w:val="22"/>
-        </w:rPr>
-        <w:t>(d) Keep using the vial</w:t>
+        <w:t xml:space="preserve">(b) Sending the patient to the ward</w:t>
       </w:r>
     </w:p>
     <w:p>
-      <w:pPr>
-        <w:spacing w:after="0" w:before="40"/>
-      </w:pPr>
       <w:r>
-        <w:rPr>
-          <w:b/>
-          <w:sz w:val="22"/>
-        </w:rPr>
-        <w:t>Answer: b</w:t>
+        <w:t xml:space="preserve">(c) Ignoring the FHR</w:t>
       </w:r>
     </w:p>
     <w:p>
-      <w:pPr>
-        <w:spacing w:after="0" w:before="0"/>
-      </w:pPr>
       <w:r>
-        <w:rPr>
-          <w:b w:val="0"/>
-          <w:sz w:val="21"/>
-        </w:rPr>
-        <w:t>Solution: A DPT vial showing granules has lost potency and must be discarded.</w:t>
+        <w:t xml:space="preserve">(d) Restricting the patient's efforts</w:t>
       </w:r>
     </w:p>
     <w:p>
-      <w:pPr>
-        <w:spacing w:after="0" w:before="0"/>
-      </w:pPr>
       <w:r>
-        <w:rPr>
-          <w:b w:val="0"/>
-          <w:sz w:val="20"/>
-        </w:rPr>
-        <w:t>Positive Marks: 1</w:t>
+        <w:t xml:space="preserve">Answer: a</w:t>
       </w:r>
     </w:p>
     <w:p>
-      <w:pPr>
-        <w:spacing w:after="160" w:before="0"/>
-      </w:pPr>
       <w:r>
-        <w:rPr>
-          <w:b w:val="0"/>
-          <w:sz w:val="20"/>
-        </w:rPr>
-        <w:t>Negative Marks: 0.25</w:t>
+        <w:t xml:space="preserve">Solution: In the second stage, the nurse prepares for delivery — perineal support, FHR monitoring between contractions, and readiness for the newborn (suction, warmth, assessment).</w:t>
       </w:r>
     </w:p>
     <w:p>
-      <w:pPr>
-        <w:spacing w:after="20" w:before="120"/>
-      </w:pPr>
       <w:r>
-        <w:rPr>
-          <w:b/>
-          <w:sz w:val="22"/>
-        </w:rPr>
-        <w:t>Question: All of the following disease fall under National Vector Born Disease Control Program except</w:t>
+        <w:t xml:space="preserve">Positive Marks: 1</w:t>
       </w:r>
     </w:p>
     <w:p>
-      <w:pPr>
-        <w:spacing w:after="0" w:before="0"/>
-      </w:pPr>
       <w:r>
-        <w:rPr>
-          <w:b w:val="0"/>
-          <w:sz w:val="22"/>
-        </w:rPr>
-        <w:t>(a) Dengue</w:t>
+        <w:t xml:space="preserve">Negative Marks: 0.25</w:t>
       </w:r>
     </w:p>
     <w:p>
-      <w:pPr>
-        <w:spacing w:after="0" w:before="0"/>
-      </w:pPr>
       <w:r>
-        <w:rPr>
-          <w:b w:val="0"/>
-          <w:sz w:val="22"/>
-        </w:rPr>
-        <w:t>(b) Chikungunya</w:t>
+        <w:t xml:space="preserve"/>
       </w:r>
     </w:p>
     <w:p>
-      <w:pPr>
-        <w:spacing w:after="0" w:before="0"/>
-      </w:pPr>
       <w:r>
-        <w:rPr>
-          <w:b w:val="0"/>
-          <w:sz w:val="22"/>
-        </w:rPr>
-        <w:t>(c) Filaria</w:t>
+        <w:t xml:space="preserve">Question: A 5-year-old child with severe acute malnutrition is admitted. The nurse should:</w:t>
       </w:r>
     </w:p>
     <w:p>
-      <w:pPr>
-        <w:spacing w:after="0" w:before="0"/>
-      </w:pPr>
       <w:r>
-        <w:rPr>
-          <w:b w:val="0"/>
-          <w:sz w:val="22"/>
-        </w:rPr>
-        <w:t>(d) Plague</w:t>
+        <w:t xml:space="preserve">(a) Stabilize (treat hypoglycemia, hypothermia, infection) then feed F75</w:t>
       </w:r>
     </w:p>
     <w:p>
-      <w:pPr>
-        <w:spacing w:after="0" w:before="40"/>
-      </w:pPr>
       <w:r>
-        <w:rPr>
-          <w:b/>
-          <w:sz w:val="22"/>
-        </w:rPr>
-        <w:t>Answer: d</w:t>
+        <w:t xml:space="preserve">(b) Feed a full adult meal</w:t>
       </w:r>
     </w:p>
     <w:p>
-      <w:pPr>
-        <w:spacing w:after="0" w:before="0"/>
-      </w:pPr>
       <w:r>
-        <w:rPr>
-          <w:b w:val="0"/>
-          <w:sz w:val="21"/>
-        </w:rPr>
-        <w:t>Solution: Plague is not a vector-borne disease included under NVBDCP; filaria, chikungunya and dengue are.</w:t>
+        <w:t xml:space="preserve">(c) Give only water</w:t>
       </w:r>
     </w:p>
     <w:p>
-      <w:pPr>
-        <w:spacing w:after="0" w:before="0"/>
-      </w:pPr>
       <w:r>
-        <w:rPr>
-          <w:b w:val="0"/>
-          <w:sz w:val="20"/>
-        </w:rPr>
-        <w:t>Positive Marks: 1</w:t>
+        <w:t xml:space="preserve">(d) Discharge the child</w:t>
       </w:r>
     </w:p>
     <w:p>
-      <w:pPr>
-        <w:spacing w:after="160" w:before="0"/>
-      </w:pPr>
       <w:r>
-        <w:rPr>
-          <w:b w:val="0"/>
-          <w:sz w:val="20"/>
-        </w:rPr>
-        <w:t>Negative Marks: 0.25</w:t>
+        <w:t xml:space="preserve">Answer: a</w:t>
       </w:r>
     </w:p>
     <w:p>
-      <w:pPr>
-        <w:spacing w:after="20" w:before="120"/>
-      </w:pPr>
       <w:r>
-        <w:rPr>
-          <w:b/>
-          <w:sz w:val="22"/>
-        </w:rPr>
-        <w:t>Question: Most heat sensitive vaccine is:</w:t>
+        <w:t xml:space="preserve">Solution: SAM — stabilization phase treats hypoglycemia, hypothermia, dehydration, and infection first, then F75 feeds in small amounts — preventing refeeding syndrome and complications.</w:t>
       </w:r>
     </w:p>
     <w:p>
-      <w:pPr>
-        <w:spacing w:after="0" w:before="0"/>
-      </w:pPr>
       <w:r>
-        <w:rPr>
-          <w:b w:val="0"/>
-          <w:sz w:val="22"/>
-        </w:rPr>
-        <w:t>(a) OPV</w:t>
+        <w:t xml:space="preserve">Positive Marks: 1</w:t>
       </w:r>
     </w:p>
     <w:p>
-      <w:pPr>
-        <w:spacing w:after="0" w:before="0"/>
-      </w:pPr>
       <w:r>
-        <w:rPr>
-          <w:b w:val="0"/>
-          <w:sz w:val="22"/>
-        </w:rPr>
-        <w:t>(b) Measles</w:t>
+        <w:t xml:space="preserve">Negative Marks: 0.25</w:t>
       </w:r>
     </w:p>
     <w:p>
-      <w:pPr>
-        <w:spacing w:after="0" w:before="0"/>
-      </w:pPr>
       <w:r>
-        <w:rPr>
-          <w:b w:val="0"/>
-          <w:sz w:val="22"/>
-        </w:rPr>
-        <w:t>(c) Hepatitis B</w:t>
+        <w:t xml:space="preserve"/>
       </w:r>
     </w:p>
     <w:p>
-      <w:pPr>
-        <w:spacing w:after="0" w:before="0"/>
-      </w:pPr>
       <w:r>
-        <w:rPr>
-          <w:b w:val="0"/>
-          <w:sz w:val="22"/>
-        </w:rPr>
-        <w:t>(d) DPT</w:t>
+        <w:t xml:space="preserve">Question: A patient with an anxiety disorder is being taught about the fight-or-flight response. The nurse should explain that:</w:t>
       </w:r>
     </w:p>
     <w:p>
-      <w:pPr>
-        <w:spacing w:after="0" w:before="40"/>
-      </w:pPr>
       <w:r>
-        <w:rPr>
-          <w:b/>
-          <w:sz w:val="22"/>
-        </w:rPr>
-        <w:t>Answer: a</w:t>
+        <w:t xml:space="preserve">(a) The sympathetic nervous system prepares the body to respond to threat</w:t>
       </w:r>
     </w:p>
     <w:p>
-      <w:pPr>
-        <w:spacing w:after="0" w:before="0"/>
-      </w:pPr>
       <w:r>
-        <w:rPr>
-          <w:b w:val="0"/>
-          <w:sz w:val="21"/>
-        </w:rPr>
-        <w:t>Solution: OPV (oral polio vaccine) is the most heat-sensitive vaccine and must be stored at -20°C.</w:t>
+        <w:t xml:space="preserve">(b) The parasympathetic system causes the response</w:t>
       </w:r>
     </w:p>
     <w:p>
-      <w:pPr>
-        <w:spacing w:after="0" w:before="0"/>
-      </w:pPr>
       <w:r>
-        <w:rPr>
-          <w:b w:val="0"/>
-          <w:sz w:val="20"/>
-        </w:rPr>
-        <w:t>Positive Marks: 1</w:t>
+        <w:t xml:space="preserve">(c) It is abnormal in all cases</w:t>
       </w:r>
     </w:p>
     <w:p>
-      <w:pPr>
-        <w:spacing w:after="160" w:before="0"/>
-      </w:pPr>
       <w:r>
-        <w:rPr>
-          <w:b w:val="0"/>
-          <w:sz w:val="20"/>
-        </w:rPr>
-        <w:t>Negative Marks: 0.25</w:t>
+        <w:t xml:space="preserve">(d) It cannot be managed</w:t>
       </w:r>
     </w:p>
     <w:p>
-      <w:pPr>
-        <w:spacing w:after="20" w:before="120"/>
-      </w:pPr>
       <w:r>
-        <w:rPr>
-          <w:b/>
-          <w:sz w:val="22"/>
-        </w:rPr>
-        <w:t>Question: Which vaccine can be frozen during storage?</w:t>
+        <w:t xml:space="preserve">Answer: a</w:t>
       </w:r>
     </w:p>
     <w:p>
-      <w:pPr>
-        <w:spacing w:after="0" w:before="0"/>
-      </w:pPr>
       <w:r>
-        <w:rPr>
-          <w:b w:val="0"/>
-          <w:sz w:val="22"/>
-        </w:rPr>
-        <w:t>(a) Polio (OPV)</w:t>
+        <w:t xml:space="preserve">Solution: The sympathetic ("fight-or-flight") response — tachycardia, sweating, rapid breathing — prepares the body for threat; it is protective but overactive in anxiety disorders. Relaxation and CBT manage it.</w:t>
       </w:r>
     </w:p>
     <w:p>
-      <w:pPr>
-        <w:spacing w:after="0" w:before="0"/>
-      </w:pPr>
       <w:r>
-        <w:rPr>
-          <w:b w:val="0"/>
-          <w:sz w:val="22"/>
-        </w:rPr>
-        <w:t>(b) MMR</w:t>
+        <w:t xml:space="preserve">Positive Marks: 1</w:t>
       </w:r>
     </w:p>
     <w:p>
-      <w:pPr>
-        <w:spacing w:after="0" w:before="0"/>
-      </w:pPr>
       <w:r>
-        <w:rPr>
-          <w:b w:val="0"/>
-          <w:sz w:val="22"/>
-        </w:rPr>
-        <w:t>(c) BCG</w:t>
+        <w:t xml:space="preserve">Negative Marks: 0.25</w:t>
       </w:r>
     </w:p>
     <w:p>
-      <w:pPr>
-        <w:spacing w:after="0" w:before="0"/>
-      </w:pPr>
       <w:r>
-        <w:rPr>
-          <w:b w:val="0"/>
-          <w:sz w:val="22"/>
-        </w:rPr>
-        <w:t>(d) DPT / DT</w:t>
+        <w:t xml:space="preserve"/>
       </w:r>
     </w:p>
     <w:p>
-      <w:pPr>
-        <w:spacing w:after="0" w:before="40"/>
-      </w:pPr>
       <w:r>
-        <w:rPr>
-          <w:b/>
-          <w:sz w:val="22"/>
-        </w:rPr>
-        <w:t>Answer: b</w:t>
+        <w:t xml:space="preserve">Question: The "Pradhan Mantri Bhartiya Janaushadhi Kendra" medicines undergo quality checks through:</w:t>
       </w:r>
     </w:p>
     <w:p>
-      <w:pPr>
-        <w:spacing w:after="0" w:before="0"/>
-      </w:pPr>
       <w:r>
-        <w:rPr>
-          <w:b w:val="0"/>
-          <w:sz w:val="21"/>
-        </w:rPr>
-        <w:t>Solution: Freeze-dried (lyophilized) vaccines like MMR and Measles can be stored in frozen state (-20°C). Liquid vaccines containing adjuvants (DPT, TT, Hepatitis B) must never be frozen.</w:t>
+        <w:t xml:space="preserve">(a) BPPI and regulatory quality assurance</w:t>
       </w:r>
     </w:p>
     <w:p>
-      <w:pPr>
-        <w:spacing w:after="0" w:before="0"/>
-      </w:pPr>
       <w:r>
-        <w:rPr>
-          <w:b w:val="0"/>
-          <w:sz w:val="20"/>
-        </w:rPr>
-        <w:t>Positive Marks: 1</w:t>
+        <w:t xml:space="preserve">(b) No checks</w:t>
       </w:r>
     </w:p>
     <w:p>
-      <w:pPr>
-        <w:spacing w:after="160" w:before="0"/>
-      </w:pPr>
       <w:r>
-        <w:rPr>
-          <w:b w:val="0"/>
-          <w:sz w:val="20"/>
-        </w:rPr>
-        <w:t>Negative Marks: 0.25</w:t>
+        <w:t xml:space="preserve">(c) Private only</w:t>
       </w:r>
     </w:p>
     <w:p>
-      <w:pPr>
-        <w:spacing w:after="20" w:before="120"/>
-      </w:pPr>
       <w:r>
-        <w:rPr>
-          <w:b/>
-          <w:sz w:val="22"/>
-        </w:rPr>
-        <w:t>Question: A client at 34 weeks gestation is diagnosed with placenta previa. Which intervention is CONTRAINDICATED?</w:t>
+        <w:t xml:space="preserve">(d) Foreign agencies only</w:t>
       </w:r>
     </w:p>
     <w:p>
-      <w:pPr>
-        <w:spacing w:after="0" w:before="0"/>
-      </w:pPr>
       <w:r>
-        <w:rPr>
-          <w:b w:val="0"/>
-          <w:sz w:val="22"/>
-        </w:rPr>
-        <w:t>(a) Bed rest with activity restriction</w:t>
+        <w:t xml:space="preserve">Answer: a</w:t>
       </w:r>
     </w:p>
     <w:p>
-      <w:pPr>
-        <w:spacing w:after="0" w:before="0"/>
-      </w:pPr>
       <w:r>
-        <w:rPr>
-          <w:b w:val="0"/>
-          <w:sz w:val="22"/>
-        </w:rPr>
-        <w:t>(b) Continuous fetal monitoring</w:t>
+        <w:t xml:space="preserve">Solution: Jan Aushadhi medicines are quality-assured through the Bureau of Pharma PSUs of India (BPPI) — meeting regulatory standards for safe, effective generics.</w:t>
       </w:r>
     </w:p>
     <w:p>
-      <w:pPr>
-        <w:spacing w:after="0" w:before="0"/>
-      </w:pPr>
       <w:r>
-        <w:rPr>
-          <w:b w:val="0"/>
-          <w:sz w:val="22"/>
-        </w:rPr>
-        <w:t>(c) Vaginal examination</w:t>
+        <w:t xml:space="preserve">Positive Marks: 1</w:t>
       </w:r>
     </w:p>
     <w:p>
-      <w:pPr>
-        <w:spacing w:after="0" w:before="0"/>
-      </w:pPr>
       <w:r>
-        <w:rPr>
-          <w:b w:val="0"/>
-          <w:sz w:val="22"/>
-        </w:rPr>
-        <w:t>(d) Maintaining IV access</w:t>
+        <w:t xml:space="preserve">Negative Marks: 0.25</w:t>
       </w:r>
     </w:p>
     <w:p>
-      <w:pPr>
-        <w:spacing w:after="0" w:before="40"/>
-      </w:pPr>
       <w:r>
-        <w:rPr>
-          <w:b/>
-          <w:sz w:val="22"/>
-        </w:rPr>
-        <w:t>Answer: c</w:t>
+        <w:t xml:space="preserve"/>
       </w:r>
     </w:p>
     <w:p>
-      <w:pPr>
-        <w:spacing w:after="0" w:before="0"/>
-      </w:pPr>
       <w:r>
-        <w:rPr>
-          <w:b w:val="0"/>
-          <w:sz w:val="21"/>
-        </w:rPr>
-        <w:t>Solution: Vaginal examination can precipitate catastrophic hemorrhage in placenta previa and is strictly avoided; diagnosis is confirmed by ultrasound.</w:t>
+        <w:t xml:space="preserve">Question: The nurse is to give 300 mg of a medication. The tablets are 75 mg each. How many tablets are needed?</w:t>
       </w:r>
     </w:p>
     <w:p>
-      <w:pPr>
-        <w:spacing w:after="0" w:before="0"/>
-      </w:pPr>
       <w:r>
-        <w:rPr>
-          <w:b w:val="0"/>
-          <w:sz w:val="20"/>
-        </w:rPr>
-        <w:t>Positive Marks: 1</w:t>
+        <w:t xml:space="preserve">(a) 2 tablets</w:t>
       </w:r>
     </w:p>
     <w:p>
-      <w:pPr>
-        <w:spacing w:after="160" w:before="0"/>
-      </w:pPr>
       <w:r>
-        <w:rPr>
-          <w:b w:val="0"/>
-          <w:sz w:val="20"/>
-        </w:rPr>
-        <w:t>Negative Marks: 0.25</w:t>
+        <w:t xml:space="preserve">(b) 3 tablets</w:t>
       </w:r>
     </w:p>
     <w:p>
-      <w:pPr>
-        <w:spacing w:after="20" w:before="120"/>
-      </w:pPr>
       <w:r>
-        <w:rPr>
-          <w:b/>
-          <w:sz w:val="22"/>
-        </w:rPr>
-        <w:t>Question: Which of the following vaccine should not be frozen and should be discarded If frozen?</w:t>
+        <w:t xml:space="preserve">(c) 4 tablets</w:t>
       </w:r>
     </w:p>
     <w:p>
-      <w:pPr>
-        <w:spacing w:after="0" w:before="0"/>
-      </w:pPr>
       <w:r>
-        <w:rPr>
-          <w:b w:val="0"/>
-          <w:sz w:val="22"/>
-        </w:rPr>
-        <w:t>(a) DPT</w:t>
+        <w:t xml:space="preserve">(d) 5 tablets</w:t>
       </w:r>
     </w:p>
     <w:p>
-      <w:pPr>
-        <w:spacing w:after="0" w:before="0"/>
-      </w:pPr>
       <w:r>
-        <w:rPr>
-          <w:b w:val="0"/>
-          <w:sz w:val="22"/>
-        </w:rPr>
-        <w:t>(b) MMR</w:t>
+        <w:t xml:space="preserve">Answer: c</w:t>
       </w:r>
     </w:p>
     <w:p>
-      <w:pPr>
-        <w:spacing w:after="0" w:before="0"/>
-      </w:pPr>
       <w:r>
-        <w:rPr>
-          <w:b w:val="0"/>
-          <w:sz w:val="22"/>
-        </w:rPr>
-        <w:t>(c) OPV</w:t>
+        <w:t xml:space="preserve">Solution: Tablets = 300 ÷ 75 = 4 tablets.</w:t>
       </w:r>
     </w:p>
     <w:p>
-      <w:pPr>
-        <w:spacing w:after="0" w:before="0"/>
-      </w:pPr>
       <w:r>
-        <w:rPr>
-          <w:b w:val="0"/>
-          <w:sz w:val="22"/>
-        </w:rPr>
-        <w:t>(d) Measles</w:t>
+        <w:t xml:space="preserve">Positive Marks: 1</w:t>
       </w:r>
     </w:p>
     <w:p>
-      <w:pPr>
-        <w:spacing w:after="0" w:before="40"/>
-      </w:pPr>
       <w:r>
-        <w:rPr>
-          <w:b/>
-          <w:sz w:val="22"/>
-        </w:rPr>
-        <w:t>Answer: a</w:t>
+        <w:t xml:space="preserve">Negative Marks: 0.25</w:t>
       </w:r>
     </w:p>
     <w:p>
-      <w:pPr>
-        <w:spacing w:after="0" w:before="0"/>
-      </w:pPr>
       <w:r>
-        <w:rPr>
-          <w:b w:val="0"/>
-          <w:sz w:val="21"/>
-        </w:rPr>
-        <w:t>Solution: The DPT (Diphtheria, Pertussis, and Tetanus) vaccine should not be frozen, and if frozen, it should be discarded. Vaccines are temperature-sensitive biological products that require proper storage and handling to maintain their efficacy and safety. Freezing the DPT vaccine can denature the antigens and render the vaccine ineffective. Therefore, it is crucial to store the DPT vaccine at the recommended temperature range between 2°C and 8°C (36°F and 46°F). Vaccines should be protected from freezing temperatures, as well as excessive heat, to ensure their potency. Proper vaccine storage and handling guidelines should be followed to maintain the integrity of vaccines and maximize their effectiveness.</w:t>
+        <w:t xml:space="preserve"/>
       </w:r>
     </w:p>
     <w:p>
-      <w:pPr>
-        <w:spacing w:after="0" w:before="0"/>
-      </w:pPr>
       <w:r>
-        <w:rPr>
-          <w:b w:val="0"/>
-          <w:sz w:val="20"/>
-        </w:rPr>
-        <w:t>Positive Marks: 1</w:t>
+        <w:t xml:space="preserve">Question: The nurse is caring for a patient with hyperkalemia who is on dialysis. Between sessions, the nurse should:</w:t>
       </w:r>
     </w:p>
     <w:p>
-      <w:pPr>
-        <w:spacing w:after="160" w:before="0"/>
-      </w:pPr>
       <w:r>
-        <w:rPr>
-          <w:b w:val="0"/>
-          <w:sz w:val="20"/>
-        </w:rPr>
-        <w:t>Negative Marks: 0.25</w:t>
+        <w:t xml:space="preserve">(a) Restrict potassium-rich foods and monitor ECG</w:t>
       </w:r>
     </w:p>
     <w:p>
-      <w:pPr>
-        <w:spacing w:after="20" w:before="120"/>
-      </w:pPr>
       <w:r>
-        <w:rPr>
-          <w:b/>
-          <w:sz w:val="22"/>
-        </w:rPr>
-        <w:t>Question: Which food group serves as the richest dietary source of Folic Acid (Vitamin B9)?</w:t>
+        <w:t xml:space="preserve">(b) Encourage bananas and oranges</w:t>
       </w:r>
     </w:p>
     <w:p>
-      <w:pPr>
-        <w:spacing w:after="0" w:before="0"/>
-      </w:pPr>
       <w:r>
-        <w:rPr>
-          <w:b w:val="0"/>
-          <w:sz w:val="22"/>
-        </w:rPr>
-        <w:t>(a) Banana</w:t>
+        <w:t xml:space="preserve">(c) Skip monitoring</w:t>
       </w:r>
     </w:p>
     <w:p>
-      <w:pPr>
-        <w:spacing w:after="0" w:before="0"/>
-      </w:pPr>
       <w:r>
-        <w:rPr>
-          <w:b w:val="0"/>
-          <w:sz w:val="22"/>
-        </w:rPr>
-        <w:t>(b) Whole milk</w:t>
+        <w:t xml:space="preserve">(d) Give potassium supplements</w:t>
       </w:r>
     </w:p>
     <w:p>
-      <w:pPr>
-        <w:spacing w:after="0" w:before="0"/>
-      </w:pPr>
       <w:r>
-        <w:rPr>
-          <w:b w:val="0"/>
-          <w:sz w:val="22"/>
-        </w:rPr>
-        <w:t>(c) Red meat</w:t>
+        <w:t xml:space="preserve">Answer: a</w:t>
       </w:r>
     </w:p>
     <w:p>
-      <w:pPr>
-        <w:spacing w:after="0" w:before="0"/>
-      </w:pPr>
       <w:r>
-        <w:rPr>
-          <w:b w:val="0"/>
-          <w:sz w:val="22"/>
-        </w:rPr>
-        <w:t>(d) Dark green leafy vegetables</w:t>
+        <w:t xml:space="preserve">Solution: Hyperkalemia in renal failure — potassium restriction between dialysis sessions and ECG monitoring (peaked T waves) prevent arrhythmias. The nurse teaches the patient which foods to avoid.</w:t>
       </w:r>
     </w:p>
     <w:p>
-      <w:pPr>
-        <w:spacing w:after="0" w:before="40"/>
-      </w:pPr>
       <w:r>
-        <w:rPr>
-          <w:b/>
-          <w:sz w:val="22"/>
-        </w:rPr>
-        <w:t>Answer: d</w:t>
+        <w:t xml:space="preserve">Positive Marks: 1</w:t>
       </w:r>
     </w:p>
     <w:p>
-      <w:pPr>
-        <w:spacing w:after="0" w:before="0"/>
-      </w:pPr>
       <w:r>
-        <w:rPr>
-          <w:b w:val="0"/>
-          <w:sz w:val="21"/>
-        </w:rPr>
-        <w:t>Solution: Dark green leafy vegetables (spinach, kale, broccoli), legumes, and liver are the richest natural sources of Folic Acid (Folate).</w:t>
+        <w:t xml:space="preserve">Negative Marks: 0.25</w:t>
       </w:r>
     </w:p>
     <w:p>
-      <w:pPr>
-        <w:spacing w:after="0" w:before="0"/>
-      </w:pPr>
       <w:r>
-        <w:rPr>
-          <w:b w:val="0"/>
-          <w:sz w:val="20"/>
-        </w:rPr>
-        <w:t>Positive Marks: 1</w:t>
+        <w:t xml:space="preserve"/>
       </w:r>
     </w:p>
     <w:p>
-      <w:pPr>
-        <w:spacing w:after="160" w:before="0"/>
-      </w:pPr>
       <w:r>
-        <w:rPr>
-          <w:b w:val="0"/>
-          <w:sz w:val="20"/>
-        </w:rPr>
-        <w:t>Negative Marks: 0.25</w:t>
+        <w:t xml:space="preserve">Question: The nurse is assessing a patient's level of consciousness using the Glasgow Coma Scale. A score of 15 indicates:</w:t>
+      </w:r>
+    </w:p>
+    <w:p>
+      <w:r>
+        <w:t xml:space="preserve">(a) Fully alert and responsive</w:t>
+      </w:r>
+    </w:p>
+    <w:p>
+      <w:r>
+        <w:t xml:space="preserve">(b) Severe coma</w:t>
+      </w:r>
+    </w:p>
+    <w:p>
+      <w:r>
+        <w:t xml:space="preserve">(c) Moderate injury</w:t>
+      </w:r>
+    </w:p>
+    <w:p>
+      <w:r>
+        <w:t xml:space="preserve">(d) Brain death</w:t>
+      </w:r>
+    </w:p>
+    <w:p>
+      <w:r>
+        <w:t xml:space="preserve">Answer: a</w:t>
+      </w:r>
+    </w:p>
+    <w:p>
+      <w:r>
+        <w:t xml:space="preserve">Solution: GCS 15 — the highest score — indicates a fully alert, oriented, and responsive patient. Lower scores indicate decreasing consciousness; ≤8 is severe.</w:t>
+      </w:r>
+    </w:p>
+    <w:p>
+      <w:r>
+        <w:t xml:space="preserve">Positive Marks: 1</w:t>
+      </w:r>
+    </w:p>
+    <w:p>
+      <w:r>
+        <w:t xml:space="preserve">Negative Marks: 0.25</w:t>
+      </w:r>
+    </w:p>
+    <w:p>
+      <w:r>
+        <w:t xml:space="preserve"/>
+      </w:r>
+    </w:p>
+    <w:p>
+      <w:r>
+        <w:t xml:space="preserve">Question: A patient with a fractured femur is in skeletal traction. The nurse should:</w:t>
+      </w:r>
+    </w:p>
+    <w:p>
+      <w:r>
+        <w:t xml:space="preserve">(a) Maintain alignment, check pin sites, and monitor neurovascular status</w:t>
+      </w:r>
+    </w:p>
+    <w:p>
+      <w:r>
+        <w:t xml:space="preserve">(b) Remove the pins daily</w:t>
+      </w:r>
+    </w:p>
+    <w:p>
+      <w:r>
+        <w:t xml:space="preserve">(c) Rest the weights on the floor</w:t>
+      </w:r>
+    </w:p>
+    <w:p>
+      <w:r>
+        <w:t xml:space="preserve">(d) Ignore the pin sites</w:t>
+      </w:r>
+    </w:p>
+    <w:p>
+      <w:r>
+        <w:t xml:space="preserve">Answer: a</w:t>
+      </w:r>
+    </w:p>
+    <w:p>
+      <w:r>
+        <w:t xml:space="preserve">Solution: Skeletal traction — weights hang freely, alignment is maintained, pin sites are inspected for infection, and neurovascular checks are performed regularly.</w:t>
+      </w:r>
+    </w:p>
+    <w:p>
+      <w:r>
+        <w:t xml:space="preserve">Positive Marks: 1</w:t>
+      </w:r>
+    </w:p>
+    <w:p>
+      <w:r>
+        <w:t xml:space="preserve">Negative Marks: 0.25</w:t>
       </w:r>
     </w:p>
     <w:sectPr>
       <w:pgSz w:w="12240" w:h="15840"/>
-      <w:pgMar w:top="864" w:right="1008" w:bottom="864" w:left="1008" w:header="720" w:footer="720" w:gutter="0"/>
+      <w:pgMar w:top="1440" w:right="1800" w:bottom="1440" w:left="1800" w:header="720" w:footer="720" w:gutter="0"/>
       <w:cols w:space="720"/>
       <w:docGrid w:linePitch="360"/>
     </w:sectPr>
@@ -2535,10 +1365,6 @@
     <w:name w:val="Normal"/>
     <w:qFormat/>
     <w:rsid w:val="00FC693F"/>
-    <w:rPr>
-      <w:rFonts w:ascii="Calibri" w:hAnsi="Calibri"/>
-      <w:sz w:val="22"/>
-    </w:rPr>
   </w:style>
   <w:style w:type="paragraph" w:styleId="Header">
     <w:name w:val="header"/>
